--- a/pr-preview/pr-161/multiple-testing-handout-tracked-changes.docx
+++ b/pr-preview/pr-161/multiple-testing-handout-tracked-changes.docx
@@ -16,7 +16,7 @@
       </w:pPr>
       <w:del w:id="1" w:author="PR Preview" w:date="2026-01-01T00:00:00Z">
         <w:r>
-          <w:delText xml:space="preserve">Last modified: 2026-10-14 01:59:19 (PDT)</w:delText>
+          <w:delText xml:space="preserve">Last modified: 2026-10-14 13:15:49 (PDT)</w:delText>
         </w:r>
       </w:del>
     </w:p>
@@ -26,7 +26,7 @@
       </w:pPr>
       <w:ins w:id="2" w:author="PR Preview" w:date="2026-01-01T00:00:00Z">
         <w:r>
-          <w:t xml:space="preserve">Last modified: 2026-10-14 13:09:11 (PDT)</w:t>
+          <w:t xml:space="preserve">Last modified: 2026-10-14 13:51:02 (PDT)</w:t>
         </w:r>
       </w:ins>
     </w:p>
@@ -14791,7 +14791,7 @@
         <w:t xml:space="preserve"> </w:t>
       </w:r>
       <w:r>
-        <w:t xml:space="preserve">The Bonferroni correction pays for this with power:</w:t>
+        <w:t xml:space="preserve">The Bonferroni correction loses power in exchange:</w:t>
       </w:r>
       <w:r>
         <w:t xml:space="preserve"> </w:t>

--- a/pr-preview/pr-161/multiple-testing-handout-tracked-changes.docx
+++ b/pr-preview/pr-161/multiple-testing-handout-tracked-changes.docx
@@ -16,7 +16,7 @@
       </w:pPr>
       <w:del w:id="1" w:author="PR Preview" w:date="2026-01-01T00:00:00Z">
         <w:r>
-          <w:delText xml:space="preserve">Last modified: 2026-10-14 13:15:49 (PDT)</w:delText>
+          <w:delText xml:space="preserve">Last modified: 2026-10-15 02:31:46 (PDT)</w:delText>
         </w:r>
       </w:del>
     </w:p>
@@ -26,7 +26,7 @@
       </w:pPr>
       <w:ins w:id="2" w:author="PR Preview" w:date="2026-01-01T00:00:00Z">
         <w:r>
-          <w:t xml:space="preserve">Last modified: 2026-10-14 13:51:02 (PDT)</w:t>
+          <w:t xml:space="preserve">Last modified: 2026-10-15 02:36:03 (PDT)</w:t>
         </w:r>
       </w:ins>
     </w:p>

--- a/pr-preview/pr-161/multiple-testing-handout-tracked-changes.docx
+++ b/pr-preview/pr-161/multiple-testing-handout-tracked-changes.docx
@@ -16,7 +16,7 @@
       </w:pPr>
       <w:del w:id="1" w:author="PR Preview" w:date="2026-01-01T00:00:00Z">
         <w:r>
-          <w:delText xml:space="preserve">Last modified: 2026-10-15 02:31:46 (PDT)</w:delText>
+          <w:delText xml:space="preserve">Last modified: 2026-10-15 02:58:11 (PDT)</w:delText>
         </w:r>
       </w:del>
     </w:p>
@@ -26,7 +26,7 @@
       </w:pPr>
       <w:ins w:id="2" w:author="PR Preview" w:date="2026-01-01T00:00:00Z">
         <w:r>
-          <w:t xml:space="preserve">Last modified: 2026-10-15 02:36:03 (PDT)</w:t>
+          <w:t xml:space="preserve">Last modified: 2026-10-15 02:55:22 (PDT)</w:t>
         </w:r>
       </w:ins>
     </w:p>
@@ -1652,6 +1652,413 @@
       <w:pPr>
         <w:pStyle w:val="FirstParagraph"/>
       </w:pPr>
+      <w:del w:id="3" w:author="PR Preview" w:date="2026-01-01T00:00:00Z">
+        <w:r>
+          <w:rPr>
+            <w:b/>
+            <w:bCs/>
+          </w:rPr>
+          <w:delText xml:space="preserve">Lemma 1 (Probability that no test rejects)</w:delText>
+        </w:r>
+      </w:del>
+      <w:del w:id="4" w:author="PR Preview" w:date="2026-01-01T00:00:00Z">
+        <w:r>
+          <w:delText xml:space="preserve"> </w:delText>
+        </w:r>
+      </w:del>
+      <w:del w:id="5" w:author="PR Preview" w:date="2026-01-01T00:00:00Z">
+        <w:r>
+          <w:delText xml:space="preserve">Let</w:delText>
+        </w:r>
+      </w:del>
+      <w:del w:id="6" w:author="PR Preview" w:date="2026-01-01T00:00:00Z">
+        <w:r>
+          <w:delText xml:space="preserve"> </w:delText>
+        </w:r>
+      </w:del>
+      <m:oMath>
+        <m:sSub>
+          <m:e>
+            <m:r>
+              <m:t>A</m:t>
+            </m:r>
+          </m:e>
+          <m:sub>
+            <m:r>
+              <m:t>1</m:t>
+            </m:r>
+          </m:sub>
+        </m:sSub>
+        <m:r>
+          <m:rPr>
+            <m:sty m:val="p"/>
+          </m:rPr>
+          <m:t>,</m:t>
+        </m:r>
+        <m:r>
+          <m:rPr>
+            <m:sty m:val="p"/>
+          </m:rPr>
+          <m:t>…</m:t>
+        </m:r>
+        <m:r>
+          <m:rPr>
+            <m:sty m:val="p"/>
+          </m:rPr>
+          <m:t>,</m:t>
+        </m:r>
+        <m:sSub>
+          <m:e>
+            <m:r>
+              <m:t>A</m:t>
+            </m:r>
+          </m:e>
+          <m:sub>
+            <m:r>
+              <m:t>m</m:t>
+            </m:r>
+          </m:sub>
+        </m:sSub>
+      </m:oMath>
+      <w:del w:id="7" w:author="PR Preview" w:date="2026-01-01T00:00:00Z">
+        <w:r>
+          <w:delText xml:space="preserve"> </w:delText>
+        </w:r>
+      </w:del>
+      <w:del w:id="8" w:author="PR Preview" w:date="2026-01-01T00:00:00Z">
+        <w:r>
+          <w:delText xml:space="preserve">be independent events,</w:delText>
+        </w:r>
+      </w:del>
+      <w:del w:id="9" w:author="PR Preview" w:date="2026-01-01T00:00:00Z">
+        <w:r>
+          <w:delText xml:space="preserve"> </w:delText>
+        </w:r>
+      </w:del>
+      <w:del w:id="10" w:author="PR Preview" w:date="2026-01-01T00:00:00Z">
+        <w:r>
+          <w:delText xml:space="preserve">where</w:delText>
+        </w:r>
+      </w:del>
+      <w:del w:id="11" w:author="PR Preview" w:date="2026-01-01T00:00:00Z">
+        <w:r>
+          <w:delText xml:space="preserve"> </w:delText>
+        </w:r>
+      </w:del>
+      <m:oMath>
+        <m:sSub>
+          <m:e>
+            <m:r>
+              <m:t>A</m:t>
+            </m:r>
+          </m:e>
+          <m:sub>
+            <m:r>
+              <m:t>j</m:t>
+            </m:r>
+          </m:sub>
+        </m:sSub>
+      </m:oMath>
+      <w:del w:id="12" w:author="PR Preview" w:date="2026-01-01T00:00:00Z">
+        <w:r>
+          <w:delText xml:space="preserve"> </w:delText>
+        </w:r>
+      </w:del>
+      <w:del w:id="13" w:author="PR Preview" w:date="2026-01-01T00:00:00Z">
+        <w:r>
+          <w:delText xml:space="preserve">is the event that the</w:delText>
+        </w:r>
+      </w:del>
+      <w:del w:id="14" w:author="PR Preview" w:date="2026-01-01T00:00:00Z">
+        <w:r>
+          <w:delText xml:space="preserve"> </w:delText>
+        </w:r>
+      </w:del>
+      <m:oMath>
+        <m:r>
+          <m:t>j</m:t>
+        </m:r>
+      </m:oMath>
+      <w:del w:id="15" w:author="PR Preview" w:date="2026-01-01T00:00:00Z">
+        <w:r>
+          <w:delText xml:space="preserve">th of</w:delText>
+        </w:r>
+      </w:del>
+      <w:del w:id="16" w:author="PR Preview" w:date="2026-01-01T00:00:00Z">
+        <w:r>
+          <w:delText xml:space="preserve"> </w:delText>
+        </w:r>
+      </w:del>
+      <m:oMath>
+        <m:r>
+          <m:t>m</m:t>
+        </m:r>
+      </m:oMath>
+      <w:del w:id="17" w:author="PR Preview" w:date="2026-01-01T00:00:00Z">
+        <w:r>
+          <w:delText xml:space="preserve"> </w:delText>
+        </w:r>
+      </w:del>
+      <w:del w:id="18" w:author="PR Preview" w:date="2026-01-01T00:00:00Z">
+        <w:r>
+          <w:delText xml:space="preserve">tests rejects its true null hypothesis,</w:delText>
+        </w:r>
+      </w:del>
+      <w:del w:id="19" w:author="PR Preview" w:date="2026-01-01T00:00:00Z">
+        <w:r>
+          <w:delText xml:space="preserve"> </w:delText>
+        </w:r>
+      </w:del>
+      <w:del w:id="20" w:author="PR Preview" w:date="2026-01-01T00:00:00Z">
+        <w:r>
+          <w:delText xml:space="preserve">and each has probability</w:delText>
+        </w:r>
+      </w:del>
+      <w:del w:id="21" w:author="PR Preview" w:date="2026-01-01T00:00:00Z">
+        <w:r>
+          <w:delText xml:space="preserve"> </w:delText>
+        </w:r>
+      </w:del>
+      <m:oMath>
+        <m:r>
+          <m:rPr>
+            <m:sty m:val="p"/>
+          </m:rPr>
+          <m:t>Pr</m:t>
+        </m:r>
+        <m:r>
+          <m:rPr>
+            <m:sty m:val="p"/>
+          </m:rPr>
+          <m:t>(</m:t>
+        </m:r>
+        <m:sSub>
+          <m:e>
+            <m:r>
+              <m:t>A</m:t>
+            </m:r>
+          </m:e>
+          <m:sub>
+            <m:r>
+              <m:t>j</m:t>
+            </m:r>
+          </m:sub>
+        </m:sSub>
+        <m:r>
+          <m:rPr>
+            <m:sty m:val="p"/>
+          </m:rPr>
+          <m:t>)</m:t>
+        </m:r>
+        <m:r>
+          <m:rPr>
+            <m:sty m:val="p"/>
+          </m:rPr>
+          <m:t>=</m:t>
+        </m:r>
+        <m:r>
+          <m:t>α</m:t>
+        </m:r>
+      </m:oMath>
+      <w:del w:id="22" w:author="PR Preview" w:date="2026-01-01T00:00:00Z">
+        <w:r>
+          <w:delText xml:space="preserve"> </w:delText>
+        </w:r>
+      </w:del>
+      <w:del w:id="23" w:author="PR Preview" w:date="2026-01-01T00:00:00Z">
+        <w:r>
+          <w:delText xml:space="preserve">(see</w:delText>
+        </w:r>
+      </w:del>
+      <w:del w:id="24" w:author="PR Preview" w:date="2026-01-01T00:00:00Z">
+        <w:r>
+          <w:delText xml:space="preserve"> </w:delText>
+        </w:r>
+      </w:del>
+      <w:hyperlink r:id="rId10">
+        <w:del w:id="25" w:author="PR Preview" w:date="2026-01-01T00:00:00Z">
+          <w:r>
+            <w:rPr>
+              <w:rStyle w:val="Hyperlink"/>
+            </w:rPr>
+            <w:delText xml:space="preserve">significance level</w:delText>
+          </w:r>
+        </w:del>
+      </w:hyperlink>
+      <w:del w:id="26" w:author="PR Preview" w:date="2026-01-01T00:00:00Z">
+        <w:r>
+          <w:delText xml:space="preserve">).</w:delText>
+        </w:r>
+      </w:del>
+      <w:del w:id="27" w:author="PR Preview" w:date="2026-01-01T00:00:00Z">
+        <w:r>
+          <w:delText xml:space="preserve"> </w:delText>
+        </w:r>
+      </w:del>
+      <w:del w:id="28" w:author="PR Preview" w:date="2026-01-01T00:00:00Z">
+        <w:r>
+          <w:delText xml:space="preserve">Then the probability that none of the tests rejects is</w:delText>
+        </w:r>
+      </w:del>
+    </w:p>
+    <w:p>
+      <w:pPr>
+        <w:pStyle w:val="BodyText"/>
+      </w:pPr>
+      <m:oMathPara>
+        <m:oMathParaPr>
+          <m:jc m:val="center"/>
+        </m:oMathParaPr>
+        <m:oMath>
+          <m:r>
+            <m:rPr>
+              <m:sty m:val="p"/>
+            </m:rPr>
+            <m:t>Pr</m:t>
+          </m:r>
+          <m:r>
+            <m:t>​</m:t>
+          </m:r>
+          <m:d>
+            <m:dPr>
+              <m:begChr m:val="("/>
+              <m:sepChr m:val=""/>
+              <m:endChr m:val=")"/>
+              <m:grow/>
+            </m:dPr>
+            <m:e>
+              <m:r>
+                <m:rPr>
+                  <m:nor/>
+                  <m:sty m:val="p"/>
+                </m:rPr>
+                <m:t>no test rejects</m:t>
+              </m:r>
+            </m:e>
+          </m:d>
+          <m:r>
+            <m:t>​</m:t>
+          </m:r>
+          <m:r>
+            <m:rPr>
+              <m:sty m:val="p"/>
+            </m:rPr>
+            <m:t>=</m:t>
+          </m:r>
+          <m:r>
+            <m:t>​</m:t>
+          </m:r>
+          <m:d>
+            <m:dPr>
+              <m:begChr m:val="("/>
+              <m:sepChr m:val=""/>
+              <m:endChr m:val=")"/>
+              <m:grow/>
+            </m:dPr>
+            <m:e>
+              <m:r>
+                <m:t>1</m:t>
+              </m:r>
+              <m:r>
+                <m:rPr>
+                  <m:sty m:val="p"/>
+                </m:rPr>
+                <m:t>−</m:t>
+              </m:r>
+              <m:r>
+                <m:t>α</m:t>
+              </m:r>
+            </m:e>
+          </m:d>
+          <m:sSup>
+            <m:e>
+              <m:r>
+                <m:t>​</m:t>
+              </m:r>
+            </m:e>
+            <m:sup>
+              <m:r>
+                <m:t>m</m:t>
+              </m:r>
+            </m:sup>
+          </m:sSup>
+          <m:r>
+            <m:rPr>
+              <m:sty m:val="p"/>
+            </m:rPr>
+            <m:t>.</m:t>
+          </m:r>
+        </m:oMath>
+      </m:oMathPara>
+    </w:p>
+    <w:p>
+      <w:pPr>
+        <w:pStyle w:val="FirstParagraph"/>
+      </w:pPr>
+      <w:del w:id="29" w:author="PR Preview" w:date="2026-01-01T00:00:00Z">
+        <w:r>
+          <w:rPr>
+            <w:i/>
+            <w:iCs/>
+          </w:rPr>
+          <w:delText xml:space="preserve">Proof</w:delText>
+        </w:r>
+      </w:del>
+      <w:del w:id="30" w:author="PR Preview" w:date="2026-01-01T00:00:00Z">
+        <w:r>
+          <w:delText xml:space="preserve">. </w:delText>
+        </w:r>
+      </w:del>
+      <w:del w:id="31" w:author="PR Preview" w:date="2026-01-01T00:00:00Z">
+        <w:r>
+          <w:delText xml:space="preserve">This is the solution to</w:delText>
+        </w:r>
+      </w:del>
+      <w:del w:id="32" w:author="PR Preview" w:date="2026-01-01T00:00:00Z">
+        <w:r>
+          <w:delText xml:space="preserve"> </w:delText>
+        </w:r>
+      </w:del>
+      <w:hyperlink w:anchor="exr-no-rejection-prob">
+        <w:del w:id="33" w:author="PR Preview" w:date="2026-01-01T00:00:00Z">
+          <w:r>
+            <w:rPr>
+              <w:rStyle w:val="Hyperlink"/>
+            </w:rPr>
+            <w:delText xml:space="preserve">Exercise 1</w:delText>
+          </w:r>
+        </w:del>
+      </w:hyperlink>
+      <w:del w:id="34" w:author="PR Preview" w:date="2026-01-01T00:00:00Z">
+        <w:r>
+          <w:delText xml:space="preserve">, worked in</w:delText>
+        </w:r>
+      </w:del>
+      <w:del w:id="35" w:author="PR Preview" w:date="2026-01-01T00:00:00Z">
+        <w:r>
+          <w:delText xml:space="preserve"> </w:delText>
+        </w:r>
+      </w:del>
+      <w:hyperlink w:anchor="sol-no-rejection-prob">
+        <w:del w:id="36" w:author="PR Preview" w:date="2026-01-01T00:00:00Z">
+          <w:r>
+            <w:rPr>
+              <w:rStyle w:val="Hyperlink"/>
+            </w:rPr>
+            <w:delText xml:space="preserve">Solution 1</w:delText>
+          </w:r>
+        </w:del>
+      </w:hyperlink>
+      <w:del w:id="37" w:author="PR Preview" w:date="2026-01-01T00:00:00Z">
+        <w:r>
+          <w:delText xml:space="preserve">.</w:delText>
+        </w:r>
+      </w:del>
+    </w:p>
+    <w:p>
+      <w:pPr>
+        <w:pStyle w:val="FirstParagraph"/>
+      </w:pPr>
       <w:r>
         <w:rPr>
           <w:b/>
@@ -1953,33 +2360,89 @@
       <w:pPr>
         <w:pStyle w:val="FirstParagraph"/>
       </w:pPr>
-      <w:r>
-        <w:rPr>
-          <w:i/>
-          <w:iCs/>
-        </w:rPr>
-        <w:t xml:space="preserve">Proof</w:t>
-      </w:r>
-      <w:r>
-        <w:t xml:space="preserve">. </w:t>
-      </w:r>
-      <w:r>
-        <w:t xml:space="preserve">The last line below is</w:t>
-      </w:r>
-      <w:r>
-        <w:t xml:space="preserve"> </w:t>
-      </w:r>
-      <w:hyperlink w:anchor="sol-no-rejection-prob">
+      <w:del w:id="38" w:author="PR Preview" w:date="2026-01-01T00:00:00Z">
         <w:r>
           <w:rPr>
-            <w:rStyle w:val="Hyperlink"/>
+            <w:i/>
+            <w:iCs/>
           </w:rPr>
-          <w:t xml:space="preserve">Solution 1</w:t>
+          <w:delText xml:space="preserve">Proof</w:delText>
         </w:r>
+      </w:del>
+      <w:del w:id="39" w:author="PR Preview" w:date="2026-01-01T00:00:00Z">
+        <w:r>
+          <w:delText xml:space="preserve">. </w:delText>
+        </w:r>
+      </w:del>
+      <w:del w:id="40" w:author="PR Preview" w:date="2026-01-01T00:00:00Z">
+        <w:r>
+          <w:delText xml:space="preserve">The last line below is</w:delText>
+        </w:r>
+      </w:del>
+      <w:del w:id="41" w:author="PR Preview" w:date="2026-01-01T00:00:00Z">
+        <w:r>
+          <w:delText xml:space="preserve"> </w:delText>
+        </w:r>
+      </w:del>
+      <w:hyperlink w:anchor="lem-no-rejection-prob">
+        <w:del w:id="42" w:author="PR Preview" w:date="2026-01-01T00:00:00Z">
+          <w:r>
+            <w:rPr>
+              <w:rStyle w:val="Hyperlink"/>
+            </w:rPr>
+            <w:delText xml:space="preserve">Lemma 1</w:delText>
+          </w:r>
+        </w:del>
       </w:hyperlink>
-      <w:r>
-        <w:t xml:space="preserve">.</w:t>
-      </w:r>
+      <w:del w:id="43" w:author="PR Preview" w:date="2026-01-01T00:00:00Z">
+        <w:r>
+          <w:delText xml:space="preserve">.</w:delText>
+        </w:r>
+      </w:del>
+    </w:p>
+    <w:p>
+      <w:pPr>
+        <w:pStyle w:val="FirstParagraph"/>
+      </w:pPr>
+      <w:ins w:id="44" w:author="PR Preview" w:date="2026-01-01T00:00:00Z">
+        <w:r>
+          <w:rPr>
+            <w:i/>
+            <w:iCs/>
+          </w:rPr>
+          <w:t xml:space="preserve">Proof</w:t>
+        </w:r>
+      </w:ins>
+      <w:ins w:id="45" w:author="PR Preview" w:date="2026-01-01T00:00:00Z">
+        <w:r>
+          <w:t xml:space="preserve">. </w:t>
+        </w:r>
+      </w:ins>
+      <w:ins w:id="46" w:author="PR Preview" w:date="2026-01-01T00:00:00Z">
+        <w:r>
+          <w:t xml:space="preserve">The last line below is</w:t>
+        </w:r>
+      </w:ins>
+      <w:ins w:id="47" w:author="PR Preview" w:date="2026-01-01T00:00:00Z">
+        <w:r>
+          <w:t xml:space="preserve"> </w:t>
+        </w:r>
+      </w:ins>
+      <w:hyperlink w:anchor="sol-no-rejection-prob">
+        <w:ins w:id="48" w:author="PR Preview" w:date="2026-01-01T00:00:00Z">
+          <w:r>
+            <w:rPr>
+              <w:rStyle w:val="Hyperlink"/>
+            </w:rPr>
+            <w:t xml:space="preserve">Solution 1</w:t>
+          </w:r>
+        </w:ins>
+      </w:hyperlink>
+      <w:ins w:id="49" w:author="PR Preview" w:date="2026-01-01T00:00:00Z">
+        <w:r>
+          <w:t xml:space="preserve">.</w:t>
+        </w:r>
+      </w:ins>
     </w:p>
     <w:p>
       <w:pPr>
@@ -12040,6 +12503,383 @@
       <w:pPr>
         <w:pStyle w:val="FirstParagraph"/>
       </w:pPr>
+      <w:del w:id="50" w:author="PR Preview" w:date="2026-01-01T00:00:00Z">
+        <w:r>
+          <w:rPr>
+            <w:b/>
+            <w:bCs/>
+          </w:rPr>
+          <w:delText xml:space="preserve">Lemma 2 (The indicator of a union is at most the sum of the indicators)</w:delText>
+        </w:r>
+      </w:del>
+      <w:del w:id="51" w:author="PR Preview" w:date="2026-01-01T00:00:00Z">
+        <w:r>
+          <w:delText xml:space="preserve"> </w:delText>
+        </w:r>
+      </w:del>
+      <w:del w:id="52" w:author="PR Preview" w:date="2026-01-01T00:00:00Z">
+        <w:r>
+          <w:delText xml:space="preserve">For events</w:delText>
+        </w:r>
+      </w:del>
+      <w:del w:id="53" w:author="PR Preview" w:date="2026-01-01T00:00:00Z">
+        <w:r>
+          <w:delText xml:space="preserve"> </w:delText>
+        </w:r>
+      </w:del>
+      <m:oMath>
+        <m:sSub>
+          <m:e>
+            <m:r>
+              <m:t>A</m:t>
+            </m:r>
+          </m:e>
+          <m:sub>
+            <m:r>
+              <m:t>1</m:t>
+            </m:r>
+          </m:sub>
+        </m:sSub>
+        <m:r>
+          <m:rPr>
+            <m:sty m:val="p"/>
+          </m:rPr>
+          <m:t>,</m:t>
+        </m:r>
+        <m:r>
+          <m:rPr>
+            <m:sty m:val="p"/>
+          </m:rPr>
+          <m:t>…</m:t>
+        </m:r>
+        <m:r>
+          <m:rPr>
+            <m:sty m:val="p"/>
+          </m:rPr>
+          <m:t>,</m:t>
+        </m:r>
+        <m:sSub>
+          <m:e>
+            <m:r>
+              <m:t>A</m:t>
+            </m:r>
+          </m:e>
+          <m:sub>
+            <m:r>
+              <m:t>k</m:t>
+            </m:r>
+          </m:sub>
+        </m:sSub>
+      </m:oMath>
+      <w:del w:id="54" w:author="PR Preview" w:date="2026-01-01T00:00:00Z">
+        <w:r>
+          <w:delText xml:space="preserve">, let</w:delText>
+        </w:r>
+      </w:del>
+      <w:del w:id="55" w:author="PR Preview" w:date="2026-01-01T00:00:00Z">
+        <w:r>
+          <w:delText xml:space="preserve"> </w:delText>
+        </w:r>
+      </w:del>
+      <m:oMath>
+        <m:sSub>
+          <m:e>
+            <m:r>
+              <m:rPr>
+                <m:scr m:val="double-struck"/>
+                <m:sty m:val="p"/>
+              </m:rPr>
+              <m:t>1</m:t>
+            </m:r>
+          </m:e>
+          <m:sub>
+            <m:r>
+              <m:t>A</m:t>
+            </m:r>
+          </m:sub>
+        </m:sSub>
+      </m:oMath>
+      <w:del w:id="56" w:author="PR Preview" w:date="2026-01-01T00:00:00Z">
+        <w:r>
+          <w:delText xml:space="preserve"> </w:delText>
+        </w:r>
+      </w:del>
+      <w:del w:id="57" w:author="PR Preview" w:date="2026-01-01T00:00:00Z">
+        <w:r>
+          <w:delText xml:space="preserve">be the indicator of the event</w:delText>
+        </w:r>
+      </w:del>
+      <w:del w:id="58" w:author="PR Preview" w:date="2026-01-01T00:00:00Z">
+        <w:r>
+          <w:delText xml:space="preserve"> </w:delText>
+        </w:r>
+      </w:del>
+      <m:oMath>
+        <m:r>
+          <m:t>A</m:t>
+        </m:r>
+      </m:oMath>
+      <w:del w:id="59" w:author="PR Preview" w:date="2026-01-01T00:00:00Z">
+        <w:r>
+          <w:delText xml:space="preserve">:</w:delText>
+        </w:r>
+      </w:del>
+      <w:del w:id="60" w:author="PR Preview" w:date="2026-01-01T00:00:00Z">
+        <w:r>
+          <w:delText xml:space="preserve"> </w:delText>
+        </w:r>
+      </w:del>
+      <w:del w:id="61" w:author="PR Preview" w:date="2026-01-01T00:00:00Z">
+        <w:r>
+          <w:delText xml:space="preserve">it equals 1 if</w:delText>
+        </w:r>
+      </w:del>
+      <w:del w:id="62" w:author="PR Preview" w:date="2026-01-01T00:00:00Z">
+        <w:r>
+          <w:delText xml:space="preserve"> </w:delText>
+        </w:r>
+      </w:del>
+      <m:oMath>
+        <m:r>
+          <m:t>A</m:t>
+        </m:r>
+      </m:oMath>
+      <w:del w:id="63" w:author="PR Preview" w:date="2026-01-01T00:00:00Z">
+        <w:r>
+          <w:delText xml:space="preserve"> </w:delText>
+        </w:r>
+      </w:del>
+      <w:del w:id="64" w:author="PR Preview" w:date="2026-01-01T00:00:00Z">
+        <w:r>
+          <w:delText xml:space="preserve">occurs and 0 if it does not.</w:delText>
+        </w:r>
+      </w:del>
+      <w:del w:id="65" w:author="PR Preview" w:date="2026-01-01T00:00:00Z">
+        <w:r>
+          <w:delText xml:space="preserve"> </w:delText>
+        </w:r>
+      </w:del>
+      <w:del w:id="66" w:author="PR Preview" w:date="2026-01-01T00:00:00Z">
+        <w:r>
+          <w:delText xml:space="preserve">Then, for every outcome,</w:delText>
+        </w:r>
+      </w:del>
+    </w:p>
+    <w:p>
+      <w:pPr>
+        <w:pStyle w:val="BodyText"/>
+      </w:pPr>
+      <m:oMathPara>
+        <m:oMathParaPr>
+          <m:jc m:val="center"/>
+        </m:oMathParaPr>
+        <m:oMath>
+          <m:sSub>
+            <m:e>
+              <m:r>
+                <m:rPr>
+                  <m:scr m:val="double-struck"/>
+                  <m:sty m:val="p"/>
+                </m:rPr>
+                <m:t>1</m:t>
+              </m:r>
+            </m:e>
+            <m:sub>
+              <m:sSub>
+                <m:e>
+                  <m:r>
+                    <m:t>A</m:t>
+                  </m:r>
+                </m:e>
+                <m:sub>
+                  <m:r>
+                    <m:t>1</m:t>
+                  </m:r>
+                </m:sub>
+              </m:sSub>
+              <m:r>
+                <m:rPr>
+                  <m:sty m:val="p"/>
+                </m:rPr>
+                <m:t>∪</m:t>
+              </m:r>
+              <m:r>
+                <m:rPr>
+                  <m:sty m:val="p"/>
+                </m:rPr>
+                <m:t>⋯</m:t>
+              </m:r>
+              <m:r>
+                <m:rPr>
+                  <m:sty m:val="p"/>
+                </m:rPr>
+                <m:t>∪</m:t>
+              </m:r>
+              <m:sSub>
+                <m:e>
+                  <m:r>
+                    <m:t>A</m:t>
+                  </m:r>
+                </m:e>
+                <m:sub>
+                  <m:r>
+                    <m:t>k</m:t>
+                  </m:r>
+                </m:sub>
+              </m:sSub>
+            </m:sub>
+          </m:sSub>
+          <m:r>
+            <m:rPr>
+              <m:sty m:val="p"/>
+            </m:rPr>
+            <m:t>≤</m:t>
+          </m:r>
+          <m:sSub>
+            <m:e>
+              <m:r>
+                <m:rPr>
+                  <m:scr m:val="double-struck"/>
+                  <m:sty m:val="p"/>
+                </m:rPr>
+                <m:t>1</m:t>
+              </m:r>
+            </m:e>
+            <m:sub>
+              <m:sSub>
+                <m:e>
+                  <m:r>
+                    <m:t>A</m:t>
+                  </m:r>
+                </m:e>
+                <m:sub>
+                  <m:r>
+                    <m:t>1</m:t>
+                  </m:r>
+                </m:sub>
+              </m:sSub>
+            </m:sub>
+          </m:sSub>
+          <m:r>
+            <m:rPr>
+              <m:sty m:val="p"/>
+            </m:rPr>
+            <m:t>+</m:t>
+          </m:r>
+          <m:r>
+            <m:rPr>
+              <m:sty m:val="p"/>
+            </m:rPr>
+            <m:t>⋯</m:t>
+          </m:r>
+          <m:r>
+            <m:rPr>
+              <m:sty m:val="p"/>
+            </m:rPr>
+            <m:t>+</m:t>
+          </m:r>
+          <m:sSub>
+            <m:e>
+              <m:r>
+                <m:rPr>
+                  <m:scr m:val="double-struck"/>
+                  <m:sty m:val="p"/>
+                </m:rPr>
+                <m:t>1</m:t>
+              </m:r>
+            </m:e>
+            <m:sub>
+              <m:sSub>
+                <m:e>
+                  <m:r>
+                    <m:t>A</m:t>
+                  </m:r>
+                </m:e>
+                <m:sub>
+                  <m:r>
+                    <m:t>k</m:t>
+                  </m:r>
+                </m:sub>
+              </m:sSub>
+            </m:sub>
+          </m:sSub>
+          <m:r>
+            <m:rPr>
+              <m:sty m:val="p"/>
+            </m:rPr>
+            <m:t>.</m:t>
+          </m:r>
+        </m:oMath>
+      </m:oMathPara>
+    </w:p>
+    <w:p>
+      <w:pPr>
+        <w:pStyle w:val="FirstParagraph"/>
+      </w:pPr>
+      <w:del w:id="67" w:author="PR Preview" w:date="2026-01-01T00:00:00Z">
+        <w:r>
+          <w:rPr>
+            <w:i/>
+            <w:iCs/>
+          </w:rPr>
+          <w:delText xml:space="preserve">Proof</w:delText>
+        </w:r>
+      </w:del>
+      <w:del w:id="68" w:author="PR Preview" w:date="2026-01-01T00:00:00Z">
+        <w:r>
+          <w:delText xml:space="preserve">. </w:delText>
+        </w:r>
+      </w:del>
+      <w:del w:id="69" w:author="PR Preview" w:date="2026-01-01T00:00:00Z">
+        <w:r>
+          <w:delText xml:space="preserve">This is the solution to</w:delText>
+        </w:r>
+      </w:del>
+      <w:del w:id="70" w:author="PR Preview" w:date="2026-01-01T00:00:00Z">
+        <w:r>
+          <w:delText xml:space="preserve"> </w:delText>
+        </w:r>
+      </w:del>
+      <w:hyperlink w:anchor="exr-union-bound">
+        <w:del w:id="71" w:author="PR Preview" w:date="2026-01-01T00:00:00Z">
+          <w:r>
+            <w:rPr>
+              <w:rStyle w:val="Hyperlink"/>
+            </w:rPr>
+            <w:delText xml:space="preserve">Exercise 2</w:delText>
+          </w:r>
+        </w:del>
+      </w:hyperlink>
+      <w:del w:id="72" w:author="PR Preview" w:date="2026-01-01T00:00:00Z">
+        <w:r>
+          <w:delText xml:space="preserve">, worked in</w:delText>
+        </w:r>
+      </w:del>
+      <w:del w:id="73" w:author="PR Preview" w:date="2026-01-01T00:00:00Z">
+        <w:r>
+          <w:delText xml:space="preserve"> </w:delText>
+        </w:r>
+      </w:del>
+      <w:hyperlink w:anchor="sol-union-bound">
+        <w:del w:id="74" w:author="PR Preview" w:date="2026-01-01T00:00:00Z">
+          <w:r>
+            <w:rPr>
+              <w:rStyle w:val="Hyperlink"/>
+            </w:rPr>
+            <w:delText xml:space="preserve">Solution 2</w:delText>
+          </w:r>
+        </w:del>
+      </w:hyperlink>
+      <w:del w:id="75" w:author="PR Preview" w:date="2026-01-01T00:00:00Z">
+        <w:r>
+          <w:delText xml:space="preserve">.</w:delText>
+        </w:r>
+      </w:del>
+    </w:p>
+    <w:p>
+      <w:pPr>
+        <w:pStyle w:val="FirstParagraph"/>
+      </w:pPr>
       <w:r>
         <w:rPr>
           <w:b/>
@@ -12275,33 +13115,89 @@
       <w:pPr>
         <w:pStyle w:val="FirstParagraph"/>
       </w:pPr>
-      <w:r>
-        <w:rPr>
-          <w:i/>
-          <w:iCs/>
-        </w:rPr>
-        <w:t xml:space="preserve">Proof</w:t>
-      </w:r>
-      <w:r>
-        <w:t xml:space="preserve">. </w:t>
-      </w:r>
-      <w:r>
-        <w:t xml:space="preserve">The inequality in the second line is</w:t>
-      </w:r>
-      <w:r>
-        <w:t xml:space="preserve"> </w:t>
-      </w:r>
-      <w:hyperlink w:anchor="sol-union-bound">
+      <w:del w:id="76" w:author="PR Preview" w:date="2026-01-01T00:00:00Z">
         <w:r>
           <w:rPr>
-            <w:rStyle w:val="Hyperlink"/>
+            <w:i/>
+            <w:iCs/>
           </w:rPr>
-          <w:t xml:space="preserve">Solution 2</w:t>
+          <w:delText xml:space="preserve">Proof</w:delText>
         </w:r>
+      </w:del>
+      <w:del w:id="77" w:author="PR Preview" w:date="2026-01-01T00:00:00Z">
+        <w:r>
+          <w:delText xml:space="preserve">. </w:delText>
+        </w:r>
+      </w:del>
+      <w:del w:id="78" w:author="PR Preview" w:date="2026-01-01T00:00:00Z">
+        <w:r>
+          <w:delText xml:space="preserve">The inequality in the second line is</w:delText>
+        </w:r>
+      </w:del>
+      <w:del w:id="79" w:author="PR Preview" w:date="2026-01-01T00:00:00Z">
+        <w:r>
+          <w:delText xml:space="preserve"> </w:delText>
+        </w:r>
+      </w:del>
+      <w:hyperlink w:anchor="lem-indicator-union">
+        <w:del w:id="80" w:author="PR Preview" w:date="2026-01-01T00:00:00Z">
+          <w:r>
+            <w:rPr>
+              <w:rStyle w:val="Hyperlink"/>
+            </w:rPr>
+            <w:delText xml:space="preserve">Lemma 2</w:delText>
+          </w:r>
+        </w:del>
       </w:hyperlink>
-      <w:r>
-        <w:t xml:space="preserve">.</w:t>
-      </w:r>
+      <w:del w:id="81" w:author="PR Preview" w:date="2026-01-01T00:00:00Z">
+        <w:r>
+          <w:delText xml:space="preserve">.</w:delText>
+        </w:r>
+      </w:del>
+    </w:p>
+    <w:p>
+      <w:pPr>
+        <w:pStyle w:val="FirstParagraph"/>
+      </w:pPr>
+      <w:ins w:id="82" w:author="PR Preview" w:date="2026-01-01T00:00:00Z">
+        <w:r>
+          <w:rPr>
+            <w:i/>
+            <w:iCs/>
+          </w:rPr>
+          <w:t xml:space="preserve">Proof</w:t>
+        </w:r>
+      </w:ins>
+      <w:ins w:id="83" w:author="PR Preview" w:date="2026-01-01T00:00:00Z">
+        <w:r>
+          <w:t xml:space="preserve">. </w:t>
+        </w:r>
+      </w:ins>
+      <w:ins w:id="84" w:author="PR Preview" w:date="2026-01-01T00:00:00Z">
+        <w:r>
+          <w:t xml:space="preserve">The inequality in the second line is</w:t>
+        </w:r>
+      </w:ins>
+      <w:ins w:id="85" w:author="PR Preview" w:date="2026-01-01T00:00:00Z">
+        <w:r>
+          <w:t xml:space="preserve"> </w:t>
+        </w:r>
+      </w:ins>
+      <w:hyperlink w:anchor="sol-union-bound">
+        <w:ins w:id="86" w:author="PR Preview" w:date="2026-01-01T00:00:00Z">
+          <w:r>
+            <w:rPr>
+              <w:rStyle w:val="Hyperlink"/>
+            </w:rPr>
+            <w:t xml:space="preserve">Solution 2</w:t>
+          </w:r>
+        </w:ins>
+      </w:hyperlink>
+      <w:ins w:id="87" w:author="PR Preview" w:date="2026-01-01T00:00:00Z">
+        <w:r>
+          <w:t xml:space="preserve">.</w:t>
+        </w:r>
+      </w:ins>
     </w:p>
     <w:p>
       <w:pPr>
@@ -14070,6 +14966,432 @@
       <w:pPr>
         <w:pStyle w:val="FirstParagraph"/>
       </w:pPr>
+      <w:del w:id="88" w:author="PR Preview" w:date="2026-01-01T00:00:00Z">
+        <w:r>
+          <w:rPr>
+            <w:b/>
+            <w:bCs/>
+          </w:rPr>
+          <w:delText xml:space="preserve">Lemma 3 (Probability of a false positive under the Bonferroni correction)</w:delText>
+        </w:r>
+      </w:del>
+      <w:del w:id="89" w:author="PR Preview" w:date="2026-01-01T00:00:00Z">
+        <w:r>
+          <w:delText xml:space="preserve"> </w:delText>
+        </w:r>
+      </w:del>
+      <w:del w:id="90" w:author="PR Preview" w:date="2026-01-01T00:00:00Z">
+        <w:r>
+          <w:delText xml:space="preserve">Let</w:delText>
+        </w:r>
+      </w:del>
+      <w:del w:id="91" w:author="PR Preview" w:date="2026-01-01T00:00:00Z">
+        <w:r>
+          <w:delText xml:space="preserve"> </w:delText>
+        </w:r>
+      </w:del>
+      <m:oMath>
+        <m:r>
+          <m:t>m</m:t>
+        </m:r>
+      </m:oMath>
+      <w:del w:id="92" w:author="PR Preview" w:date="2026-01-01T00:00:00Z">
+        <w:r>
+          <w:delText xml:space="preserve"> </w:delText>
+        </w:r>
+      </w:del>
+      <w:del w:id="93" w:author="PR Preview" w:date="2026-01-01T00:00:00Z">
+        <w:r>
+          <w:delText xml:space="preserve">null hypotheses have valid p-values (</w:delText>
+        </w:r>
+      </w:del>
+      <w:hyperlink w:anchor="def-valid-p-value">
+        <w:del w:id="94" w:author="PR Preview" w:date="2026-01-01T00:00:00Z">
+          <w:r>
+            <w:rPr>
+              <w:rStyle w:val="Hyperlink"/>
+            </w:rPr>
+            <w:delText xml:space="preserve">Definition 7</w:delText>
+          </w:r>
+        </w:del>
+      </w:hyperlink>
+      <w:del w:id="95" w:author="PR Preview" w:date="2026-01-01T00:00:00Z">
+        <w:r>
+          <w:delText xml:space="preserve">),</w:delText>
+        </w:r>
+      </w:del>
+      <w:del w:id="96" w:author="PR Preview" w:date="2026-01-01T00:00:00Z">
+        <w:r>
+          <w:delText xml:space="preserve"> </w:delText>
+        </w:r>
+      </w:del>
+      <w:del w:id="97" w:author="PR Preview" w:date="2026-01-01T00:00:00Z">
+        <w:r>
+          <w:delText xml:space="preserve">let</w:delText>
+        </w:r>
+      </w:del>
+      <w:del w:id="98" w:author="PR Preview" w:date="2026-01-01T00:00:00Z">
+        <w:r>
+          <w:delText xml:space="preserve"> </w:delText>
+        </w:r>
+      </w:del>
+      <m:oMath>
+        <m:sSub>
+          <m:e>
+            <m:r>
+              <m:rPr>
+                <m:scr m:val="script"/>
+                <m:sty m:val="p"/>
+              </m:rPr>
+              <m:t>I</m:t>
+            </m:r>
+          </m:e>
+          <m:sub>
+            <m:r>
+              <m:t>0</m:t>
+            </m:r>
+          </m:sub>
+        </m:sSub>
+      </m:oMath>
+      <w:del w:id="99" w:author="PR Preview" w:date="2026-01-01T00:00:00Z">
+        <w:r>
+          <w:delText xml:space="preserve"> </w:delText>
+        </w:r>
+      </w:del>
+      <w:del w:id="100" w:author="PR Preview" w:date="2026-01-01T00:00:00Z">
+        <w:r>
+          <w:delText xml:space="preserve">be the set of</w:delText>
+        </w:r>
+      </w:del>
+      <w:del w:id="101" w:author="PR Preview" w:date="2026-01-01T00:00:00Z">
+        <w:r>
+          <w:delText xml:space="preserve"> </w:delText>
+        </w:r>
+      </w:del>
+      <m:oMath>
+        <m:sSub>
+          <m:e>
+            <m:r>
+              <m:t>m</m:t>
+            </m:r>
+          </m:e>
+          <m:sub>
+            <m:r>
+              <m:t>0</m:t>
+            </m:r>
+          </m:sub>
+        </m:sSub>
+      </m:oMath>
+      <w:del w:id="102" w:author="PR Preview" w:date="2026-01-01T00:00:00Z">
+        <w:r>
+          <w:delText xml:space="preserve"> </w:delText>
+        </w:r>
+      </w:del>
+      <w:del w:id="103" w:author="PR Preview" w:date="2026-01-01T00:00:00Z">
+        <w:r>
+          <w:delText xml:space="preserve">indices of the true null hypotheses,</w:delText>
+        </w:r>
+      </w:del>
+      <w:del w:id="104" w:author="PR Preview" w:date="2026-01-01T00:00:00Z">
+        <w:r>
+          <w:delText xml:space="preserve"> </w:delText>
+        </w:r>
+      </w:del>
+      <w:del w:id="105" w:author="PR Preview" w:date="2026-01-01T00:00:00Z">
+        <w:r>
+          <w:delText xml:space="preserve">and let</w:delText>
+        </w:r>
+      </w:del>
+      <w:del w:id="106" w:author="PR Preview" w:date="2026-01-01T00:00:00Z">
+        <w:r>
+          <w:delText xml:space="preserve"> </w:delText>
+        </w:r>
+      </w:del>
+      <m:oMath>
+        <m:r>
+          <m:t>V</m:t>
+        </m:r>
+      </m:oMath>
+      <w:del w:id="107" w:author="PR Preview" w:date="2026-01-01T00:00:00Z">
+        <w:r>
+          <w:delText xml:space="preserve"> </w:delText>
+        </w:r>
+      </w:del>
+      <w:del w:id="108" w:author="PR Preview" w:date="2026-01-01T00:00:00Z">
+        <w:r>
+          <w:delText xml:space="preserve">be the number of true null hypotheses that the</w:delText>
+        </w:r>
+      </w:del>
+      <w:del w:id="109" w:author="PR Preview" w:date="2026-01-01T00:00:00Z">
+        <w:r>
+          <w:delText xml:space="preserve"> </w:delText>
+        </w:r>
+      </w:del>
+      <w:hyperlink w:anchor="def-bonferroni">
+        <w:del w:id="110" w:author="PR Preview" w:date="2026-01-01T00:00:00Z">
+          <w:r>
+            <w:rPr>
+              <w:rStyle w:val="Hyperlink"/>
+            </w:rPr>
+            <w:delText xml:space="preserve">Bonferroni correction</w:delText>
+          </w:r>
+        </w:del>
+      </w:hyperlink>
+      <w:del w:id="111" w:author="PR Preview" w:date="2026-01-01T00:00:00Z">
+        <w:r>
+          <w:delText xml:space="preserve"> </w:delText>
+        </w:r>
+      </w:del>
+      <w:del w:id="112" w:author="PR Preview" w:date="2026-01-01T00:00:00Z">
+        <w:r>
+          <w:delText xml:space="preserve">at level</w:delText>
+        </w:r>
+      </w:del>
+      <w:del w:id="113" w:author="PR Preview" w:date="2026-01-01T00:00:00Z">
+        <w:r>
+          <w:delText xml:space="preserve"> </w:delText>
+        </w:r>
+      </w:del>
+      <m:oMath>
+        <m:r>
+          <m:t>α</m:t>
+        </m:r>
+      </m:oMath>
+      <w:del w:id="114" w:author="PR Preview" w:date="2026-01-01T00:00:00Z">
+        <w:r>
+          <w:delText xml:space="preserve"> </w:delText>
+        </w:r>
+      </w:del>
+      <w:del w:id="115" w:author="PR Preview" w:date="2026-01-01T00:00:00Z">
+        <w:r>
+          <w:delText xml:space="preserve">rejects.</w:delText>
+        </w:r>
+      </w:del>
+      <w:del w:id="116" w:author="PR Preview" w:date="2026-01-01T00:00:00Z">
+        <w:r>
+          <w:delText xml:space="preserve"> </w:delText>
+        </w:r>
+      </w:del>
+      <w:del w:id="117" w:author="PR Preview" w:date="2026-01-01T00:00:00Z">
+        <w:r>
+          <w:delText xml:space="preserve">Then the probability that at least one true null hypothesis is rejected is at most</w:delText>
+        </w:r>
+      </w:del>
+      <w:del w:id="118" w:author="PR Preview" w:date="2026-01-01T00:00:00Z">
+        <w:r>
+          <w:delText xml:space="preserve"> </w:delText>
+        </w:r>
+      </w:del>
+      <m:oMath>
+        <m:sSub>
+          <m:e>
+            <m:r>
+              <m:t>m</m:t>
+            </m:r>
+          </m:e>
+          <m:sub>
+            <m:r>
+              <m:t>0</m:t>
+            </m:r>
+          </m:sub>
+        </m:sSub>
+        <m:r>
+          <m:t>α</m:t>
+        </m:r>
+        <m:r>
+          <m:rPr>
+            <m:sty m:val="p"/>
+          </m:rPr>
+          <m:t>/</m:t>
+        </m:r>
+        <m:r>
+          <m:t>m</m:t>
+        </m:r>
+      </m:oMath>
+      <w:del w:id="119" w:author="PR Preview" w:date="2026-01-01T00:00:00Z">
+        <w:r>
+          <w:delText xml:space="preserve">:</w:delText>
+        </w:r>
+      </w:del>
+    </w:p>
+    <w:p>
+      <w:pPr>
+        <w:pStyle w:val="BodyText"/>
+      </w:pPr>
+      <m:oMathPara>
+        <m:oMathParaPr>
+          <m:jc m:val="center"/>
+        </m:oMathParaPr>
+        <m:oMath>
+          <m:r>
+            <m:rPr>
+              <m:sty m:val="p"/>
+            </m:rPr>
+            <m:t>Pr</m:t>
+          </m:r>
+          <m:r>
+            <m:t>​</m:t>
+          </m:r>
+          <m:d>
+            <m:dPr>
+              <m:begChr m:val="("/>
+              <m:sepChr m:val=""/>
+              <m:endChr m:val=")"/>
+              <m:grow/>
+            </m:dPr>
+            <m:e>
+              <m:r>
+                <m:t>V</m:t>
+              </m:r>
+              <m:r>
+                <m:rPr>
+                  <m:sty m:val="p"/>
+                </m:rPr>
+                <m:t>≥</m:t>
+              </m:r>
+              <m:r>
+                <m:t>1</m:t>
+              </m:r>
+            </m:e>
+          </m:d>
+          <m:r>
+            <m:t>​</m:t>
+          </m:r>
+          <m:r>
+            <m:rPr>
+              <m:sty m:val="p"/>
+            </m:rPr>
+            <m:t>≤</m:t>
+          </m:r>
+          <m:f>
+            <m:fPr>
+              <m:type m:val="bar"/>
+            </m:fPr>
+            <m:num>
+              <m:sSub>
+                <m:e>
+                  <m:r>
+                    <m:t>m</m:t>
+                  </m:r>
+                </m:e>
+                <m:sub>
+                  <m:r>
+                    <m:t>0</m:t>
+                  </m:r>
+                </m:sub>
+              </m:sSub>
+              <m:r>
+                <m:t>α</m:t>
+              </m:r>
+            </m:num>
+            <m:den>
+              <m:r>
+                <m:t>m</m:t>
+              </m:r>
+            </m:den>
+          </m:f>
+          <m:r>
+            <m:rPr>
+              <m:sty m:val="p"/>
+            </m:rPr>
+            <m:t>.</m:t>
+          </m:r>
+        </m:oMath>
+      </m:oMathPara>
+    </w:p>
+    <w:p>
+      <w:pPr>
+        <w:pStyle w:val="FirstParagraph"/>
+      </w:pPr>
+      <w:del w:id="120" w:author="PR Preview" w:date="2026-01-01T00:00:00Z">
+        <w:r>
+          <w:rPr>
+            <w:i/>
+            <w:iCs/>
+          </w:rPr>
+          <w:delText xml:space="preserve">Proof</w:delText>
+        </w:r>
+      </w:del>
+      <w:del w:id="121" w:author="PR Preview" w:date="2026-01-01T00:00:00Z">
+        <w:r>
+          <w:delText xml:space="preserve">. </w:delText>
+        </w:r>
+      </w:del>
+      <w:del w:id="122" w:author="PR Preview" w:date="2026-01-01T00:00:00Z">
+        <w:r>
+          <w:delText xml:space="preserve">This is the solution to</w:delText>
+        </w:r>
+      </w:del>
+      <w:del w:id="123" w:author="PR Preview" w:date="2026-01-01T00:00:00Z">
+        <w:r>
+          <w:delText xml:space="preserve"> </w:delText>
+        </w:r>
+      </w:del>
+      <w:hyperlink w:anchor="exr-bonferroni-fwer">
+        <w:del w:id="124" w:author="PR Preview" w:date="2026-01-01T00:00:00Z">
+          <w:r>
+            <w:rPr>
+              <w:rStyle w:val="Hyperlink"/>
+            </w:rPr>
+            <w:delText xml:space="preserve">Exercise 3</w:delText>
+          </w:r>
+        </w:del>
+      </w:hyperlink>
+      <w:del w:id="125" w:author="PR Preview" w:date="2026-01-01T00:00:00Z">
+        <w:r>
+          <w:delText xml:space="preserve">, worked in</w:delText>
+        </w:r>
+      </w:del>
+      <w:del w:id="126" w:author="PR Preview" w:date="2026-01-01T00:00:00Z">
+        <w:r>
+          <w:delText xml:space="preserve"> </w:delText>
+        </w:r>
+      </w:del>
+      <w:hyperlink w:anchor="sol-bonferroni-fwer">
+        <w:del w:id="127" w:author="PR Preview" w:date="2026-01-01T00:00:00Z">
+          <w:r>
+            <w:rPr>
+              <w:rStyle w:val="Hyperlink"/>
+            </w:rPr>
+            <w:delText xml:space="preserve">Solution 3</w:delText>
+          </w:r>
+        </w:del>
+      </w:hyperlink>
+      <w:del w:id="128" w:author="PR Preview" w:date="2026-01-01T00:00:00Z">
+        <w:r>
+          <w:delText xml:space="preserve">.</w:delText>
+        </w:r>
+      </w:del>
+      <w:del w:id="129" w:author="PR Preview" w:date="2026-01-01T00:00:00Z">
+        <w:r>
+          <w:delText xml:space="preserve"> </w:delText>
+        </w:r>
+      </w:del>
+      <w:del w:id="130" w:author="PR Preview" w:date="2026-01-01T00:00:00Z">
+        <w:r>
+          <w:delText xml:space="preserve">It uses the union bound (</w:delText>
+        </w:r>
+      </w:del>
+      <w:hyperlink w:anchor="thm-union-bound">
+        <w:del w:id="131" w:author="PR Preview" w:date="2026-01-01T00:00:00Z">
+          <w:r>
+            <w:rPr>
+              <w:rStyle w:val="Hyperlink"/>
+            </w:rPr>
+            <w:delText xml:space="preserve">Theorem 2</w:delText>
+          </w:r>
+        </w:del>
+      </w:hyperlink>
+      <w:del w:id="132" w:author="PR Preview" w:date="2026-01-01T00:00:00Z">
+        <w:r>
+          <w:delText xml:space="preserve">).</w:delText>
+        </w:r>
+      </w:del>
+    </w:p>
+    <w:p>
+      <w:pPr>
+        <w:pStyle w:val="FirstParagraph"/>
+      </w:pPr>
       <w:r>
         <w:rPr>
           <w:b/>
@@ -14212,47 +15534,129 @@
       <w:pPr>
         <w:pStyle w:val="BodyText"/>
       </w:pPr>
-      <w:r>
-        <w:rPr>
-          <w:i/>
-          <w:iCs/>
-        </w:rPr>
-        <w:t xml:space="preserve">Proof</w:t>
-      </w:r>
-      <w:r>
-        <w:t xml:space="preserve">. </w:t>
-      </w:r>
-      <w:r>
-        <w:t xml:space="preserve">The first line below is</w:t>
-      </w:r>
-      <w:r>
-        <w:t xml:space="preserve"> </w:t>
-      </w:r>
-      <w:hyperlink w:anchor="def-fwer">
+      <w:del w:id="133" w:author="PR Preview" w:date="2026-01-01T00:00:00Z">
         <w:r>
           <w:rPr>
-            <w:rStyle w:val="Hyperlink"/>
+            <w:i/>
+            <w:iCs/>
           </w:rPr>
-          <w:t xml:space="preserve">Definition 2</w:t>
+          <w:delText xml:space="preserve">Proof</w:delText>
         </w:r>
+      </w:del>
+      <w:del w:id="134" w:author="PR Preview" w:date="2026-01-01T00:00:00Z">
+        <w:r>
+          <w:delText xml:space="preserve">. </w:delText>
+        </w:r>
+      </w:del>
+      <w:del w:id="135" w:author="PR Preview" w:date="2026-01-01T00:00:00Z">
+        <w:r>
+          <w:delText xml:space="preserve">The first line below is</w:delText>
+        </w:r>
+      </w:del>
+      <w:del w:id="136" w:author="PR Preview" w:date="2026-01-01T00:00:00Z">
+        <w:r>
+          <w:delText xml:space="preserve"> </w:delText>
+        </w:r>
+      </w:del>
+      <w:hyperlink w:anchor="def-fwer">
+        <w:del w:id="137" w:author="PR Preview" w:date="2026-01-01T00:00:00Z">
+          <w:r>
+            <w:rPr>
+              <w:rStyle w:val="Hyperlink"/>
+            </w:rPr>
+            <w:delText xml:space="preserve">Definition 2</w:delText>
+          </w:r>
+        </w:del>
       </w:hyperlink>
-      <w:r>
-        <w:t xml:space="preserve">, and the second is</w:t>
-      </w:r>
-      <w:r>
-        <w:t xml:space="preserve"> </w:t>
-      </w:r>
-      <w:hyperlink w:anchor="sol-bonferroni-fwer">
+      <w:del w:id="138" w:author="PR Preview" w:date="2026-01-01T00:00:00Z">
+        <w:r>
+          <w:delText xml:space="preserve">, and the second is</w:delText>
+        </w:r>
+      </w:del>
+      <w:del w:id="139" w:author="PR Preview" w:date="2026-01-01T00:00:00Z">
+        <w:r>
+          <w:delText xml:space="preserve"> </w:delText>
+        </w:r>
+      </w:del>
+      <w:hyperlink w:anchor="lem-bonferroni-false-positive-prob">
+        <w:del w:id="140" w:author="PR Preview" w:date="2026-01-01T00:00:00Z">
+          <w:r>
+            <w:rPr>
+              <w:rStyle w:val="Hyperlink"/>
+            </w:rPr>
+            <w:delText xml:space="preserve">Lemma 3</w:delText>
+          </w:r>
+        </w:del>
+      </w:hyperlink>
+      <w:del w:id="141" w:author="PR Preview" w:date="2026-01-01T00:00:00Z">
+        <w:r>
+          <w:delText xml:space="preserve">.</w:delText>
+        </w:r>
+      </w:del>
+    </w:p>
+    <w:p>
+      <w:pPr>
+        <w:pStyle w:val="BodyText"/>
+      </w:pPr>
+      <w:ins w:id="142" w:author="PR Preview" w:date="2026-01-01T00:00:00Z">
         <w:r>
           <w:rPr>
-            <w:rStyle w:val="Hyperlink"/>
+            <w:i/>
+            <w:iCs/>
           </w:rPr>
-          <w:t xml:space="preserve">Solution 3</w:t>
+          <w:t xml:space="preserve">Proof</w:t>
         </w:r>
+      </w:ins>
+      <w:ins w:id="143" w:author="PR Preview" w:date="2026-01-01T00:00:00Z">
+        <w:r>
+          <w:t xml:space="preserve">. </w:t>
+        </w:r>
+      </w:ins>
+      <w:ins w:id="144" w:author="PR Preview" w:date="2026-01-01T00:00:00Z">
+        <w:r>
+          <w:t xml:space="preserve">The first line below is</w:t>
+        </w:r>
+      </w:ins>
+      <w:ins w:id="145" w:author="PR Preview" w:date="2026-01-01T00:00:00Z">
+        <w:r>
+          <w:t xml:space="preserve"> </w:t>
+        </w:r>
+      </w:ins>
+      <w:hyperlink w:anchor="def-fwer">
+        <w:ins w:id="146" w:author="PR Preview" w:date="2026-01-01T00:00:00Z">
+          <w:r>
+            <w:rPr>
+              <w:rStyle w:val="Hyperlink"/>
+            </w:rPr>
+            <w:t xml:space="preserve">Definition 2</w:t>
+          </w:r>
+        </w:ins>
       </w:hyperlink>
-      <w:r>
-        <w:t xml:space="preserve">.</w:t>
-      </w:r>
+      <w:ins w:id="147" w:author="PR Preview" w:date="2026-01-01T00:00:00Z">
+        <w:r>
+          <w:t xml:space="preserve">, and the second is</w:t>
+        </w:r>
+      </w:ins>
+      <w:ins w:id="148" w:author="PR Preview" w:date="2026-01-01T00:00:00Z">
+        <w:r>
+          <w:t xml:space="preserve"> </w:t>
+        </w:r>
+      </w:ins>
+      <w:hyperlink w:anchor="sol-bonferroni-fwer">
+        <w:ins w:id="149" w:author="PR Preview" w:date="2026-01-01T00:00:00Z">
+          <w:r>
+            <w:rPr>
+              <w:rStyle w:val="Hyperlink"/>
+            </w:rPr>
+            <w:t xml:space="preserve">Solution 3</w:t>
+          </w:r>
+        </w:ins>
+      </w:hyperlink>
+      <w:ins w:id="150" w:author="PR Preview" w:date="2026-01-01T00:00:00Z">
+        <w:r>
+          <w:t xml:space="preserve">.</w:t>
+        </w:r>
+      </w:ins>
     </w:p>
     <w:p>
       <w:pPr>
@@ -18939,6 +20343,380 @@
       <w:pPr>
         <w:pStyle w:val="BodyText"/>
       </w:pPr>
+      <w:del w:id="151" w:author="PR Preview" w:date="2026-01-01T00:00:00Z">
+        <w:r>
+          <w:rPr>
+            <w:b/>
+            <w:bCs/>
+          </w:rPr>
+          <w:delText xml:space="preserve">Lemma 4 (A rejected true null hypothesis has a small p-value under Holm’s procedure)</w:delText>
+        </w:r>
+      </w:del>
+      <w:del w:id="152" w:author="PR Preview" w:date="2026-01-01T00:00:00Z">
+        <w:r>
+          <w:delText xml:space="preserve"> </w:delText>
+        </w:r>
+      </w:del>
+      <w:del w:id="153" w:author="PR Preview" w:date="2026-01-01T00:00:00Z">
+        <w:r>
+          <w:delText xml:space="preserve">Let</w:delText>
+        </w:r>
+      </w:del>
+      <w:del w:id="154" w:author="PR Preview" w:date="2026-01-01T00:00:00Z">
+        <w:r>
+          <w:delText xml:space="preserve"> </w:delText>
+        </w:r>
+      </w:del>
+      <m:oMath>
+        <m:r>
+          <m:t>m</m:t>
+        </m:r>
+      </m:oMath>
+      <w:del w:id="155" w:author="PR Preview" w:date="2026-01-01T00:00:00Z">
+        <w:r>
+          <w:delText xml:space="preserve"> </w:delText>
+        </w:r>
+      </w:del>
+      <w:del w:id="156" w:author="PR Preview" w:date="2026-01-01T00:00:00Z">
+        <w:r>
+          <w:delText xml:space="preserve">null hypotheses have p-values, and let</w:delText>
+        </w:r>
+      </w:del>
+      <w:del w:id="157" w:author="PR Preview" w:date="2026-01-01T00:00:00Z">
+        <w:r>
+          <w:delText xml:space="preserve"> </w:delText>
+        </w:r>
+      </w:del>
+      <m:oMath>
+        <m:sSub>
+          <m:e>
+            <m:r>
+              <m:rPr>
+                <m:scr m:val="script"/>
+                <m:sty m:val="p"/>
+              </m:rPr>
+              <m:t>I</m:t>
+            </m:r>
+          </m:e>
+          <m:sub>
+            <m:r>
+              <m:t>0</m:t>
+            </m:r>
+          </m:sub>
+        </m:sSub>
+      </m:oMath>
+      <w:del w:id="158" w:author="PR Preview" w:date="2026-01-01T00:00:00Z">
+        <w:r>
+          <w:delText xml:space="preserve"> </w:delText>
+        </w:r>
+      </w:del>
+      <w:del w:id="159" w:author="PR Preview" w:date="2026-01-01T00:00:00Z">
+        <w:r>
+          <w:delText xml:space="preserve">be the set of</w:delText>
+        </w:r>
+      </w:del>
+      <w:del w:id="160" w:author="PR Preview" w:date="2026-01-01T00:00:00Z">
+        <w:r>
+          <w:delText xml:space="preserve"> </w:delText>
+        </w:r>
+      </w:del>
+      <m:oMath>
+        <m:sSub>
+          <m:e>
+            <m:r>
+              <m:t>m</m:t>
+            </m:r>
+          </m:e>
+          <m:sub>
+            <m:r>
+              <m:t>0</m:t>
+            </m:r>
+          </m:sub>
+        </m:sSub>
+        <m:r>
+          <m:rPr>
+            <m:sty m:val="p"/>
+          </m:rPr>
+          <m:t>≥</m:t>
+        </m:r>
+        <m:r>
+          <m:t>1</m:t>
+        </m:r>
+      </m:oMath>
+      <w:del w:id="161" w:author="PR Preview" w:date="2026-01-01T00:00:00Z">
+        <w:r>
+          <w:delText xml:space="preserve"> </w:delText>
+        </w:r>
+      </w:del>
+      <w:del w:id="162" w:author="PR Preview" w:date="2026-01-01T00:00:00Z">
+        <w:r>
+          <w:delText xml:space="preserve">indices of the true null hypotheses.</w:delText>
+        </w:r>
+      </w:del>
+      <w:del w:id="163" w:author="PR Preview" w:date="2026-01-01T00:00:00Z">
+        <w:r>
+          <w:delText xml:space="preserve"> </w:delText>
+        </w:r>
+      </w:del>
+      <w:del w:id="164" w:author="PR Preview" w:date="2026-01-01T00:00:00Z">
+        <w:r>
+          <w:delText xml:space="preserve">If</w:delText>
+        </w:r>
+      </w:del>
+      <w:del w:id="165" w:author="PR Preview" w:date="2026-01-01T00:00:00Z">
+        <w:r>
+          <w:delText xml:space="preserve"> </w:delText>
+        </w:r>
+      </w:del>
+      <w:hyperlink w:anchor="def-holm">
+        <w:del w:id="166" w:author="PR Preview" w:date="2026-01-01T00:00:00Z">
+          <w:r>
+            <w:rPr>
+              <w:rStyle w:val="Hyperlink"/>
+            </w:rPr>
+            <w:delText xml:space="preserve">Holm’s procedure</w:delText>
+          </w:r>
+        </w:del>
+      </w:hyperlink>
+      <w:del w:id="167" w:author="PR Preview" w:date="2026-01-01T00:00:00Z">
+        <w:r>
+          <w:delText xml:space="preserve"> </w:delText>
+        </w:r>
+      </w:del>
+      <w:del w:id="168" w:author="PR Preview" w:date="2026-01-01T00:00:00Z">
+        <w:r>
+          <w:delText xml:space="preserve">at level</w:delText>
+        </w:r>
+      </w:del>
+      <w:del w:id="169" w:author="PR Preview" w:date="2026-01-01T00:00:00Z">
+        <w:r>
+          <w:delText xml:space="preserve"> </w:delText>
+        </w:r>
+      </w:del>
+      <m:oMath>
+        <m:r>
+          <m:t>α</m:t>
+        </m:r>
+      </m:oMath>
+      <w:del w:id="170" w:author="PR Preview" w:date="2026-01-01T00:00:00Z">
+        <w:r>
+          <w:delText xml:space="preserve"> </w:delText>
+        </w:r>
+      </w:del>
+      <w:del w:id="171" w:author="PR Preview" w:date="2026-01-01T00:00:00Z">
+        <w:r>
+          <w:delText xml:space="preserve">rejects at least one true null hypothesis,</w:delText>
+        </w:r>
+      </w:del>
+      <w:del w:id="172" w:author="PR Preview" w:date="2026-01-01T00:00:00Z">
+        <w:r>
+          <w:delText xml:space="preserve"> </w:delText>
+        </w:r>
+      </w:del>
+      <w:del w:id="173" w:author="PR Preview" w:date="2026-01-01T00:00:00Z">
+        <w:r>
+          <w:delText xml:space="preserve">then the smallest p-value among the true null hypotheses is at most</w:delText>
+        </w:r>
+      </w:del>
+      <w:del w:id="174" w:author="PR Preview" w:date="2026-01-01T00:00:00Z">
+        <w:r>
+          <w:delText xml:space="preserve"> </w:delText>
+        </w:r>
+      </w:del>
+      <m:oMath>
+        <m:r>
+          <m:t>α</m:t>
+        </m:r>
+        <m:r>
+          <m:rPr>
+            <m:sty m:val="p"/>
+          </m:rPr>
+          <m:t>/</m:t>
+        </m:r>
+        <m:sSub>
+          <m:e>
+            <m:r>
+              <m:t>m</m:t>
+            </m:r>
+          </m:e>
+          <m:sub>
+            <m:r>
+              <m:t>0</m:t>
+            </m:r>
+          </m:sub>
+        </m:sSub>
+      </m:oMath>
+      <w:del w:id="175" w:author="PR Preview" w:date="2026-01-01T00:00:00Z">
+        <w:r>
+          <w:delText xml:space="preserve">:</w:delText>
+        </w:r>
+      </w:del>
+    </w:p>
+    <w:p>
+      <w:pPr>
+        <w:pStyle w:val="BodyText"/>
+      </w:pPr>
+      <m:oMathPara>
+        <m:oMathParaPr>
+          <m:jc m:val="center"/>
+        </m:oMathParaPr>
+        <m:oMath>
+          <m:limLow>
+            <m:e>
+              <m:r>
+                <m:rPr>
+                  <m:sty m:val="p"/>
+                </m:rPr>
+                <m:t>min</m:t>
+              </m:r>
+            </m:e>
+            <m:lim>
+              <m:r>
+                <m:t>j</m:t>
+              </m:r>
+              <m:r>
+                <m:rPr>
+                  <m:sty m:val="p"/>
+                </m:rPr>
+                <m:t>∈</m:t>
+              </m:r>
+              <m:sSub>
+                <m:e>
+                  <m:r>
+                    <m:rPr>
+                      <m:scr m:val="script"/>
+                      <m:sty m:val="p"/>
+                    </m:rPr>
+                    <m:t>I</m:t>
+                  </m:r>
+                </m:e>
+                <m:sub>
+                  <m:r>
+                    <m:t>0</m:t>
+                  </m:r>
+                </m:sub>
+              </m:sSub>
+            </m:lim>
+          </m:limLow>
+          <m:sSub>
+            <m:e>
+              <m:r>
+                <m:t>p</m:t>
+              </m:r>
+            </m:e>
+            <m:sub>
+              <m:r>
+                <m:t>j</m:t>
+              </m:r>
+            </m:sub>
+          </m:sSub>
+          <m:r>
+            <m:rPr>
+              <m:sty m:val="p"/>
+            </m:rPr>
+            <m:t>≤</m:t>
+          </m:r>
+          <m:f>
+            <m:fPr>
+              <m:type m:val="bar"/>
+            </m:fPr>
+            <m:num>
+              <m:r>
+                <m:t>α</m:t>
+              </m:r>
+            </m:num>
+            <m:den>
+              <m:sSub>
+                <m:e>
+                  <m:r>
+                    <m:t>m</m:t>
+                  </m:r>
+                </m:e>
+                <m:sub>
+                  <m:r>
+                    <m:t>0</m:t>
+                  </m:r>
+                </m:sub>
+              </m:sSub>
+            </m:den>
+          </m:f>
+          <m:r>
+            <m:rPr>
+              <m:sty m:val="p"/>
+            </m:rPr>
+            <m:t>.</m:t>
+          </m:r>
+        </m:oMath>
+      </m:oMathPara>
+    </w:p>
+    <w:p>
+      <w:pPr>
+        <w:pStyle w:val="FirstParagraph"/>
+      </w:pPr>
+      <w:del w:id="176" w:author="PR Preview" w:date="2026-01-01T00:00:00Z">
+        <w:r>
+          <w:rPr>
+            <w:i/>
+            <w:iCs/>
+          </w:rPr>
+          <w:delText xml:space="preserve">Proof</w:delText>
+        </w:r>
+      </w:del>
+      <w:del w:id="177" w:author="PR Preview" w:date="2026-01-01T00:00:00Z">
+        <w:r>
+          <w:delText xml:space="preserve">. </w:delText>
+        </w:r>
+      </w:del>
+      <w:del w:id="178" w:author="PR Preview" w:date="2026-01-01T00:00:00Z">
+        <w:r>
+          <w:delText xml:space="preserve">This is the solution to</w:delText>
+        </w:r>
+      </w:del>
+      <w:del w:id="179" w:author="PR Preview" w:date="2026-01-01T00:00:00Z">
+        <w:r>
+          <w:delText xml:space="preserve"> </w:delText>
+        </w:r>
+      </w:del>
+      <w:hyperlink w:anchor="exr-holm-threshold">
+        <w:del w:id="180" w:author="PR Preview" w:date="2026-01-01T00:00:00Z">
+          <w:r>
+            <w:rPr>
+              <w:rStyle w:val="Hyperlink"/>
+            </w:rPr>
+            <w:delText xml:space="preserve">Exercise 4</w:delText>
+          </w:r>
+        </w:del>
+      </w:hyperlink>
+      <w:del w:id="181" w:author="PR Preview" w:date="2026-01-01T00:00:00Z">
+        <w:r>
+          <w:delText xml:space="preserve">, worked in</w:delText>
+        </w:r>
+      </w:del>
+      <w:del w:id="182" w:author="PR Preview" w:date="2026-01-01T00:00:00Z">
+        <w:r>
+          <w:delText xml:space="preserve"> </w:delText>
+        </w:r>
+      </w:del>
+      <w:hyperlink w:anchor="sol-holm-threshold">
+        <w:del w:id="183" w:author="PR Preview" w:date="2026-01-01T00:00:00Z">
+          <w:r>
+            <w:rPr>
+              <w:rStyle w:val="Hyperlink"/>
+            </w:rPr>
+            <w:delText xml:space="preserve">Solution 4</w:delText>
+          </w:r>
+        </w:del>
+      </w:hyperlink>
+      <w:del w:id="184" w:author="PR Preview" w:date="2026-01-01T00:00:00Z">
+        <w:r>
+          <w:delText xml:space="preserve">.</w:delText>
+        </w:r>
+      </w:del>
+    </w:p>
+    <w:p>
+      <w:pPr>
+        <w:pStyle w:val="BodyText"/>
+      </w:pPr>
       <w:r>
         <w:rPr>
           <w:b/>
@@ -19042,22 +20820,30 @@
       <w:pPr>
         <w:pStyle w:val="BodyText"/>
       </w:pPr>
-      <w:r>
-        <w:rPr>
-          <w:i/>
-          <w:iCs/>
-        </w:rPr>
-        <w:t xml:space="preserve">Proof</w:t>
-      </w:r>
-      <w:r>
-        <w:t xml:space="preserve">. </w:t>
-      </w:r>
-      <w:r>
-        <w:t xml:space="preserve">If</w:t>
-      </w:r>
-      <w:r>
-        <w:t xml:space="preserve"> </w:t>
-      </w:r>
+      <w:del w:id="185" w:author="PR Preview" w:date="2026-01-01T00:00:00Z">
+        <w:r>
+          <w:rPr>
+            <w:i/>
+            <w:iCs/>
+          </w:rPr>
+          <w:delText xml:space="preserve">Proof</w:delText>
+        </w:r>
+      </w:del>
+      <w:del w:id="186" w:author="PR Preview" w:date="2026-01-01T00:00:00Z">
+        <w:r>
+          <w:delText xml:space="preserve">. </w:delText>
+        </w:r>
+      </w:del>
+      <w:del w:id="187" w:author="PR Preview" w:date="2026-01-01T00:00:00Z">
+        <w:r>
+          <w:delText xml:space="preserve">If</w:delText>
+        </w:r>
+      </w:del>
+      <w:del w:id="188" w:author="PR Preview" w:date="2026-01-01T00:00:00Z">
+        <w:r>
+          <w:delText xml:space="preserve"> </w:delText>
+        </w:r>
+      </w:del>
       <m:oMath>
         <m:sSub>
           <m:e>
@@ -19081,15 +20867,21 @@
           <m:t>0</m:t>
         </m:r>
       </m:oMath>
-      <w:r>
-        <w:t xml:space="preserve"> </w:t>
-      </w:r>
-      <w:r>
-        <w:t xml:space="preserve">there is no true null hypothesis to reject, so</w:t>
-      </w:r>
-      <w:r>
-        <w:t xml:space="preserve"> </w:t>
-      </w:r>
+      <w:del w:id="189" w:author="PR Preview" w:date="2026-01-01T00:00:00Z">
+        <w:r>
+          <w:delText xml:space="preserve"> </w:delText>
+        </w:r>
+      </w:del>
+      <w:del w:id="190" w:author="PR Preview" w:date="2026-01-01T00:00:00Z">
+        <w:r>
+          <w:delText xml:space="preserve">there is no true null hypothesis to reject, so</w:delText>
+        </w:r>
+      </w:del>
+      <w:del w:id="191" w:author="PR Preview" w:date="2026-01-01T00:00:00Z">
+        <w:r>
+          <w:delText xml:space="preserve"> </w:delText>
+        </w:r>
+      </w:del>
       <m:oMath>
         <m:r>
           <m:t>V</m:t>
@@ -19104,15 +20896,21 @@
           <m:t>0</m:t>
         </m:r>
       </m:oMath>
-      <w:r>
-        <w:t xml:space="preserve"> </w:t>
-      </w:r>
-      <w:r>
-        <w:t xml:space="preserve">and</w:t>
-      </w:r>
-      <w:r>
-        <w:t xml:space="preserve"> </w:t>
-      </w:r>
+      <w:del w:id="192" w:author="PR Preview" w:date="2026-01-01T00:00:00Z">
+        <w:r>
+          <w:delText xml:space="preserve"> </w:delText>
+        </w:r>
+      </w:del>
+      <w:del w:id="193" w:author="PR Preview" w:date="2026-01-01T00:00:00Z">
+        <w:r>
+          <w:delText xml:space="preserve">and</w:delText>
+        </w:r>
+      </w:del>
+      <w:del w:id="194" w:author="PR Preview" w:date="2026-01-01T00:00:00Z">
+        <w:r>
+          <w:delText xml:space="preserve"> </w:delText>
+        </w:r>
+      </w:del>
       <m:oMath>
         <m:r>
           <m:rPr>
@@ -19131,18 +20929,26 @@
           <m:t>0</m:t>
         </m:r>
       </m:oMath>
-      <w:r>
-        <w:t xml:space="preserve">.</w:t>
-      </w:r>
-      <w:r>
-        <w:t xml:space="preserve"> </w:t>
-      </w:r>
-      <w:r>
-        <w:t xml:space="preserve">If</w:t>
-      </w:r>
-      <w:r>
-        <w:t xml:space="preserve"> </w:t>
-      </w:r>
+      <w:del w:id="195" w:author="PR Preview" w:date="2026-01-01T00:00:00Z">
+        <w:r>
+          <w:delText xml:space="preserve">.</w:delText>
+        </w:r>
+      </w:del>
+      <w:del w:id="196" w:author="PR Preview" w:date="2026-01-01T00:00:00Z">
+        <w:r>
+          <w:delText xml:space="preserve"> </w:delText>
+        </w:r>
+      </w:del>
+      <w:del w:id="197" w:author="PR Preview" w:date="2026-01-01T00:00:00Z">
+        <w:r>
+          <w:delText xml:space="preserve">If</w:delText>
+        </w:r>
+      </w:del>
+      <w:del w:id="198" w:author="PR Preview" w:date="2026-01-01T00:00:00Z">
+        <w:r>
+          <w:delText xml:space="preserve"> </w:delText>
+        </w:r>
+      </w:del>
       <m:oMath>
         <m:sSub>
           <m:e>
@@ -19166,12 +20972,16 @@
           <m:t>1</m:t>
         </m:r>
       </m:oMath>
-      <w:r>
-        <w:t xml:space="preserve">, the event</w:t>
-      </w:r>
-      <w:r>
-        <w:t xml:space="preserve"> </w:t>
-      </w:r>
+      <w:del w:id="199" w:author="PR Preview" w:date="2026-01-01T00:00:00Z">
+        <w:r>
+          <w:delText xml:space="preserve">, the event</w:delText>
+        </w:r>
+      </w:del>
+      <w:del w:id="200" w:author="PR Preview" w:date="2026-01-01T00:00:00Z">
+        <w:r>
+          <w:delText xml:space="preserve"> </w:delText>
+        </w:r>
+      </w:del>
       <m:oMath>
         <m:r>
           <m:t>V</m:t>
@@ -19186,38 +20996,56 @@
           <m:t>1</m:t>
         </m:r>
       </m:oMath>
-      <w:r>
-        <w:t xml:space="preserve"> </w:t>
-      </w:r>
-      <w:r>
-        <w:t xml:space="preserve">means Holm’s procedure rejects a true null hypothesis,</w:t>
-      </w:r>
-      <w:r>
-        <w:t xml:space="preserve"> </w:t>
-      </w:r>
-      <w:r>
-        <w:t xml:space="preserve">so by</w:t>
-      </w:r>
-      <w:r>
-        <w:t xml:space="preserve"> </w:t>
-      </w:r>
-      <w:hyperlink w:anchor="sol-holm-threshold">
+      <w:del w:id="201" w:author="PR Preview" w:date="2026-01-01T00:00:00Z">
         <w:r>
-          <w:rPr>
-            <w:rStyle w:val="Hyperlink"/>
-          </w:rPr>
-          <w:t xml:space="preserve">Solution 4</w:t>
+          <w:delText xml:space="preserve"> </w:delText>
         </w:r>
+      </w:del>
+      <w:del w:id="202" w:author="PR Preview" w:date="2026-01-01T00:00:00Z">
+        <w:r>
+          <w:delText xml:space="preserve">means Holm’s procedure rejects a true null hypothesis,</w:delText>
+        </w:r>
+      </w:del>
+      <w:del w:id="203" w:author="PR Preview" w:date="2026-01-01T00:00:00Z">
+        <w:r>
+          <w:delText xml:space="preserve"> </w:delText>
+        </w:r>
+      </w:del>
+      <w:del w:id="204" w:author="PR Preview" w:date="2026-01-01T00:00:00Z">
+        <w:r>
+          <w:delText xml:space="preserve">so by</w:delText>
+        </w:r>
+      </w:del>
+      <w:del w:id="205" w:author="PR Preview" w:date="2026-01-01T00:00:00Z">
+        <w:r>
+          <w:delText xml:space="preserve"> </w:delText>
+        </w:r>
+      </w:del>
+      <w:hyperlink w:anchor="lem-holm-threshold">
+        <w:del w:id="206" w:author="PR Preview" w:date="2026-01-01T00:00:00Z">
+          <w:r>
+            <w:rPr>
+              <w:rStyle w:val="Hyperlink"/>
+            </w:rPr>
+            <w:delText xml:space="preserve">Lemma 4</w:delText>
+          </w:r>
+        </w:del>
       </w:hyperlink>
-      <w:r>
-        <w:t xml:space="preserve"> </w:t>
-      </w:r>
-      <w:r>
-        <w:t xml:space="preserve">it is contained in the event</w:t>
-      </w:r>
-      <w:r>
-        <w:t xml:space="preserve"> </w:t>
-      </w:r>
+      <w:del w:id="207" w:author="PR Preview" w:date="2026-01-01T00:00:00Z">
+        <w:r>
+          <w:delText xml:space="preserve"> </w:delText>
+        </w:r>
+      </w:del>
+      <w:del w:id="208" w:author="PR Preview" w:date="2026-01-01T00:00:00Z">
+        <w:r>
+          <w:delText xml:space="preserve">it is contained in the event</w:delText>
+        </w:r>
+      </w:del>
+      <w:del w:id="209" w:author="PR Preview" w:date="2026-01-01T00:00:00Z">
+        <w:r>
+          <w:delText xml:space="preserve"> </w:delText>
+        </w:r>
+      </w:del>
       <m:oMath>
         <m:sSub>
           <m:e>
@@ -19296,9 +21124,325 @@
           </m:sub>
         </m:sSub>
       </m:oMath>
-      <w:r>
-        <w:t xml:space="preserve">:</w:t>
-      </w:r>
+      <w:del w:id="210" w:author="PR Preview" w:date="2026-01-01T00:00:00Z">
+        <w:r>
+          <w:delText xml:space="preserve">:</w:delText>
+        </w:r>
+      </w:del>
+    </w:p>
+    <w:p>
+      <w:pPr>
+        <w:pStyle w:val="BodyText"/>
+      </w:pPr>
+      <w:ins w:id="211" w:author="PR Preview" w:date="2026-01-01T00:00:00Z">
+        <w:r>
+          <w:rPr>
+            <w:i/>
+            <w:iCs/>
+          </w:rPr>
+          <w:t xml:space="preserve">Proof</w:t>
+        </w:r>
+      </w:ins>
+      <w:ins w:id="212" w:author="PR Preview" w:date="2026-01-01T00:00:00Z">
+        <w:r>
+          <w:t xml:space="preserve">. </w:t>
+        </w:r>
+      </w:ins>
+      <w:ins w:id="213" w:author="PR Preview" w:date="2026-01-01T00:00:00Z">
+        <w:r>
+          <w:t xml:space="preserve">If</w:t>
+        </w:r>
+      </w:ins>
+      <w:ins w:id="214" w:author="PR Preview" w:date="2026-01-01T00:00:00Z">
+        <w:r>
+          <w:t xml:space="preserve"> </w:t>
+        </w:r>
+      </w:ins>
+      <m:oMath>
+        <m:sSub>
+          <m:e>
+            <m:r>
+              <m:t>m</m:t>
+            </m:r>
+          </m:e>
+          <m:sub>
+            <m:r>
+              <m:t>0</m:t>
+            </m:r>
+          </m:sub>
+        </m:sSub>
+        <m:r>
+          <m:rPr>
+            <m:sty m:val="p"/>
+          </m:rPr>
+          <m:t>=</m:t>
+        </m:r>
+        <m:r>
+          <m:t>0</m:t>
+        </m:r>
+      </m:oMath>
+      <w:ins w:id="215" w:author="PR Preview" w:date="2026-01-01T00:00:00Z">
+        <w:r>
+          <w:t xml:space="preserve"> </w:t>
+        </w:r>
+      </w:ins>
+      <w:ins w:id="216" w:author="PR Preview" w:date="2026-01-01T00:00:00Z">
+        <w:r>
+          <w:t xml:space="preserve">there is no true null hypothesis to reject, so</w:t>
+        </w:r>
+      </w:ins>
+      <w:ins w:id="217" w:author="PR Preview" w:date="2026-01-01T00:00:00Z">
+        <w:r>
+          <w:t xml:space="preserve"> </w:t>
+        </w:r>
+      </w:ins>
+      <m:oMath>
+        <m:r>
+          <m:t>V</m:t>
+        </m:r>
+        <m:r>
+          <m:rPr>
+            <m:sty m:val="p"/>
+          </m:rPr>
+          <m:t>=</m:t>
+        </m:r>
+        <m:r>
+          <m:t>0</m:t>
+        </m:r>
+      </m:oMath>
+      <w:ins w:id="218" w:author="PR Preview" w:date="2026-01-01T00:00:00Z">
+        <w:r>
+          <w:t xml:space="preserve"> </w:t>
+        </w:r>
+      </w:ins>
+      <w:ins w:id="219" w:author="PR Preview" w:date="2026-01-01T00:00:00Z">
+        <w:r>
+          <w:t xml:space="preserve">and</w:t>
+        </w:r>
+      </w:ins>
+      <w:ins w:id="220" w:author="PR Preview" w:date="2026-01-01T00:00:00Z">
+        <w:r>
+          <w:t xml:space="preserve"> </w:t>
+        </w:r>
+      </w:ins>
+      <m:oMath>
+        <m:r>
+          <m:rPr>
+            <m:nor/>
+            <m:sty m:val="p"/>
+          </m:rPr>
+          <m:t>FWER</m:t>
+        </m:r>
+        <m:r>
+          <m:rPr>
+            <m:sty m:val="p"/>
+          </m:rPr>
+          <m:t>=</m:t>
+        </m:r>
+        <m:r>
+          <m:t>0</m:t>
+        </m:r>
+      </m:oMath>
+      <w:ins w:id="221" w:author="PR Preview" w:date="2026-01-01T00:00:00Z">
+        <w:r>
+          <w:t xml:space="preserve">.</w:t>
+        </w:r>
+      </w:ins>
+      <w:ins w:id="222" w:author="PR Preview" w:date="2026-01-01T00:00:00Z">
+        <w:r>
+          <w:t xml:space="preserve"> </w:t>
+        </w:r>
+      </w:ins>
+      <w:ins w:id="223" w:author="PR Preview" w:date="2026-01-01T00:00:00Z">
+        <w:r>
+          <w:t xml:space="preserve">If</w:t>
+        </w:r>
+      </w:ins>
+      <w:ins w:id="224" w:author="PR Preview" w:date="2026-01-01T00:00:00Z">
+        <w:r>
+          <w:t xml:space="preserve"> </w:t>
+        </w:r>
+      </w:ins>
+      <m:oMath>
+        <m:sSub>
+          <m:e>
+            <m:r>
+              <m:t>m</m:t>
+            </m:r>
+          </m:e>
+          <m:sub>
+            <m:r>
+              <m:t>0</m:t>
+            </m:r>
+          </m:sub>
+        </m:sSub>
+        <m:r>
+          <m:rPr>
+            <m:sty m:val="p"/>
+          </m:rPr>
+          <m:t>≥</m:t>
+        </m:r>
+        <m:r>
+          <m:t>1</m:t>
+        </m:r>
+      </m:oMath>
+      <w:ins w:id="225" w:author="PR Preview" w:date="2026-01-01T00:00:00Z">
+        <w:r>
+          <w:t xml:space="preserve">, the event</w:t>
+        </w:r>
+      </w:ins>
+      <w:ins w:id="226" w:author="PR Preview" w:date="2026-01-01T00:00:00Z">
+        <w:r>
+          <w:t xml:space="preserve"> </w:t>
+        </w:r>
+      </w:ins>
+      <m:oMath>
+        <m:r>
+          <m:t>V</m:t>
+        </m:r>
+        <m:r>
+          <m:rPr>
+            <m:sty m:val="p"/>
+          </m:rPr>
+          <m:t>≥</m:t>
+        </m:r>
+        <m:r>
+          <m:t>1</m:t>
+        </m:r>
+      </m:oMath>
+      <w:ins w:id="227" w:author="PR Preview" w:date="2026-01-01T00:00:00Z">
+        <w:r>
+          <w:t xml:space="preserve"> </w:t>
+        </w:r>
+      </w:ins>
+      <w:ins w:id="228" w:author="PR Preview" w:date="2026-01-01T00:00:00Z">
+        <w:r>
+          <w:t xml:space="preserve">means Holm’s procedure rejects a true null hypothesis,</w:t>
+        </w:r>
+      </w:ins>
+      <w:ins w:id="229" w:author="PR Preview" w:date="2026-01-01T00:00:00Z">
+        <w:r>
+          <w:t xml:space="preserve"> </w:t>
+        </w:r>
+      </w:ins>
+      <w:ins w:id="230" w:author="PR Preview" w:date="2026-01-01T00:00:00Z">
+        <w:r>
+          <w:t xml:space="preserve">so by</w:t>
+        </w:r>
+      </w:ins>
+      <w:ins w:id="231" w:author="PR Preview" w:date="2026-01-01T00:00:00Z">
+        <w:r>
+          <w:t xml:space="preserve"> </w:t>
+        </w:r>
+      </w:ins>
+      <w:hyperlink w:anchor="sol-holm-threshold">
+        <w:ins w:id="232" w:author="PR Preview" w:date="2026-01-01T00:00:00Z">
+          <w:r>
+            <w:rPr>
+              <w:rStyle w:val="Hyperlink"/>
+            </w:rPr>
+            <w:t xml:space="preserve">Solution 4</w:t>
+          </w:r>
+        </w:ins>
+      </w:hyperlink>
+      <w:ins w:id="233" w:author="PR Preview" w:date="2026-01-01T00:00:00Z">
+        <w:r>
+          <w:t xml:space="preserve"> </w:t>
+        </w:r>
+      </w:ins>
+      <w:ins w:id="234" w:author="PR Preview" w:date="2026-01-01T00:00:00Z">
+        <w:r>
+          <w:t xml:space="preserve">it is contained in the event</w:t>
+        </w:r>
+      </w:ins>
+      <w:ins w:id="235" w:author="PR Preview" w:date="2026-01-01T00:00:00Z">
+        <w:r>
+          <w:t xml:space="preserve"> </w:t>
+        </w:r>
+      </w:ins>
+      <m:oMath>
+        <m:sSub>
+          <m:e>
+            <m:r>
+              <m:rPr>
+                <m:sty m:val="p"/>
+              </m:rPr>
+              <m:t>min</m:t>
+            </m:r>
+          </m:e>
+          <m:sub>
+            <m:r>
+              <m:t>j</m:t>
+            </m:r>
+            <m:r>
+              <m:rPr>
+                <m:sty m:val="p"/>
+              </m:rPr>
+              <m:t>∈</m:t>
+            </m:r>
+            <m:sSub>
+              <m:e>
+                <m:r>
+                  <m:rPr>
+                    <m:scr m:val="script"/>
+                    <m:sty m:val="p"/>
+                  </m:rPr>
+                  <m:t>I</m:t>
+                </m:r>
+              </m:e>
+              <m:sub>
+                <m:r>
+                  <m:t>0</m:t>
+                </m:r>
+              </m:sub>
+            </m:sSub>
+          </m:sub>
+        </m:sSub>
+        <m:sSub>
+          <m:e>
+            <m:r>
+              <m:t>p</m:t>
+            </m:r>
+          </m:e>
+          <m:sub>
+            <m:r>
+              <m:t>j</m:t>
+            </m:r>
+          </m:sub>
+        </m:sSub>
+        <m:r>
+          <m:rPr>
+            <m:sty m:val="p"/>
+          </m:rPr>
+          <m:t>≤</m:t>
+        </m:r>
+        <m:r>
+          <m:t>α</m:t>
+        </m:r>
+        <m:r>
+          <m:rPr>
+            <m:sty m:val="p"/>
+          </m:rPr>
+          <m:t>/</m:t>
+        </m:r>
+        <m:sSub>
+          <m:e>
+            <m:r>
+              <m:t>m</m:t>
+            </m:r>
+          </m:e>
+          <m:sub>
+            <m:r>
+              <m:t>0</m:t>
+            </m:r>
+          </m:sub>
+        </m:sSub>
+      </m:oMath>
+      <w:ins w:id="236" w:author="PR Preview" w:date="2026-01-01T00:00:00Z">
+        <w:r>
+          <w:t xml:space="preserve">:</w:t>
+        </w:r>
+      </w:ins>
     </w:p>
     <w:p>
       <w:pPr>
